--- a/proposal-archive/Website_Ecommerce_Proposal_Minuteman.docx
+++ b/proposal-archive/Website_Ecommerce_Proposal_Minuteman.docx
@@ -3786,7 +3786,7 @@
           <w:sz w:val="18"/>
           <w:szCs w:val="18"/>
         </w:rPr>
-        <w:t xml:space="preserve">CARES Consulting, Inc.  -  Minneapolis, Minnesota  -  caresmn.com</w:t>
+        <w:t xml:space="preserve">CARES Consulting, Inc.  -  Saint Paul, Minnesota  -  caresmn.com</w:t>
       </w:r>
     </w:p>
     <w:sectPr>

--- a/proposal-archive/Website_Ecommerce_Proposal_Minuteman.docx
+++ b/proposal-archive/Website_Ecommerce_Proposal_Minuteman.docx
@@ -189,7 +189,7 @@
           <w:sz w:val="22"/>
           <w:szCs w:val="22"/>
         </w:rPr>
-        <w:t xml:space="preserve">Date: [PROPOSAL DATE]</w:t>
+        <w:t xml:space="preserve">Date: May 19, 2026</w:t>
       </w:r>
     </w:p>
     <w:p>
@@ -208,7 +208,7 @@
           <w:sz w:val="22"/>
           <w:szCs w:val="22"/>
         </w:rPr>
-        <w:t xml:space="preserve">Valid through: [EXPIRATION DATE - recommend 30 days]</w:t>
+        <w:t xml:space="preserve">Valid through: June 15, 2026</w:t>
       </w:r>
     </w:p>
     <w:p>
@@ -372,7 +372,7 @@
           <w:sz w:val="22"/>
           <w:szCs w:val="22"/>
         </w:rPr>
-        <w:t xml:space="preserve">Investment: $3,000  -  Target Completion: June 15, 2026</w:t>
+        <w:t xml:space="preserve">Investment: $4,000  -  Target Completion: July 15-31, 2026</w:t>
       </w:r>
     </w:p>
     <w:p>
@@ -614,7 +614,7 @@
           <w:sz w:val="22"/>
           <w:szCs w:val="22"/>
         </w:rPr>
-        <w:t xml:space="preserve">Investment: $2,000  -  Target Completion: June 30, 2026</w:t>
+        <w:t xml:space="preserve">Investment: $2,000  -  Target Completion: Last week of July 2026</w:t>
       </w:r>
     </w:p>
     <w:p>
@@ -1802,7 +1802,7 @@
                 <w:sz w:val="22"/>
                 <w:szCs w:val="22"/>
               </w:rPr>
-              <w:t xml:space="preserve">June 15, 2026</w:t>
+              <w:t xml:space="preserve">July 15-31, 2026</w:t>
             </w:r>
           </w:p>
         </w:tc>
@@ -1836,7 +1836,7 @@
                 <w:sz w:val="22"/>
                 <w:szCs w:val="22"/>
               </w:rPr>
-              <w:t xml:space="preserve">$3,000</w:t>
+              <w:t xml:space="preserve">$4,000</w:t>
             </w:r>
           </w:p>
         </w:tc>
@@ -1908,7 +1908,7 @@
                 <w:sz w:val="22"/>
                 <w:szCs w:val="22"/>
               </w:rPr>
-              <w:t xml:space="preserve">June 30, 2026</w:t>
+              <w:t xml:space="preserve">Last week of July 2026</w:t>
             </w:r>
           </w:p>
         </w:tc>
@@ -2477,26 +2477,26 @@
           <w:sz w:val="22"/>
           <w:szCs w:val="22"/>
         </w:rPr>
-        <w:t xml:space="preserve">Phase 1: Full payment of $3,000 due upon delivery and acceptance of Phase 1 milestones. No deposit required to begin work.</w:t>
-      </w:r>
-    </w:p>
-    <w:p>
-      <w:pPr>
-        <w:pStyle w:val="ListParagraph"/>
-        <w:numPr>
-          <w:ilvl w:val="0"/>
-          <w:numId w:val="2"/>
-        </w:numPr>
-        <w:spacing w:after="40" w:before="40" w:line="280"/>
-      </w:pPr>
-      <w:r>
-        <w:rPr>
-          <w:rFonts w:ascii="Arial" w:cs="Arial" w:eastAsia="Arial" w:hAnsi="Arial"/>
-          <w:color w:val="1A1A1A"/>
-          <w:sz w:val="22"/>
-          <w:szCs w:val="22"/>
-        </w:rPr>
-        <w:t xml:space="preserve">Phase 2: 50% deposit ($1,000) due at Phase 2 kickoff; 50% balance ($1,000) due upon full site launch.</w:t>
+        <w:t xml:space="preserve">Phase 1: $4,000 initial payment due at project kickoff on July 15, 2026 to begin the build. Delivery by July 31, 2026.</w:t>
+      </w:r>
+    </w:p>
+    <w:p>
+      <w:pPr>
+        <w:pStyle w:val="ListParagraph"/>
+        <w:numPr>
+          <w:ilvl w:val="0"/>
+          <w:numId w:val="2"/>
+        </w:numPr>
+        <w:spacing w:after="40" w:before="40" w:line="280"/>
+      </w:pPr>
+      <w:r>
+        <w:rPr>
+          <w:rFonts w:ascii="Arial" w:cs="Arial" w:eastAsia="Arial" w:hAnsi="Arial"/>
+          <w:color w:val="1A1A1A"/>
+          <w:sz w:val="22"/>
+          <w:szCs w:val="22"/>
+        </w:rPr>
+        <w:t xml:space="preserve">Phase 2: $2,000 migration package due at launch (last week of July 2026).</w:t>
       </w:r>
     </w:p>
     <w:p>
@@ -2608,83 +2608,83 @@
           <w:sz w:val="22"/>
           <w:szCs w:val="22"/>
         </w:rPr>
-        <w:t xml:space="preserve">Signed proposal returned to CARES Consulting by May 31, 2026.</w:t>
-      </w:r>
-    </w:p>
-    <w:p>
-      <w:pPr>
-        <w:pStyle w:val="ListParagraph"/>
-        <w:numPr>
-          <w:ilvl w:val="0"/>
-          <w:numId w:val="2"/>
-        </w:numPr>
-        <w:spacing w:after="40" w:before="40" w:line="280"/>
-      </w:pPr>
-      <w:r>
-        <w:rPr>
-          <w:rFonts w:ascii="Arial" w:cs="Arial" w:eastAsia="Arial" w:hAnsi="Arial"/>
-          <w:color w:val="1A1A1A"/>
-          <w:sz w:val="22"/>
-          <w:szCs w:val="22"/>
-        </w:rPr>
-        <w:t xml:space="preserve">Phase 1 kickoff: within five (5) business days of signed proposal and deposit receipt.</w:t>
-      </w:r>
-    </w:p>
-    <w:p>
-      <w:pPr>
-        <w:pStyle w:val="ListParagraph"/>
-        <w:numPr>
-          <w:ilvl w:val="0"/>
-          <w:numId w:val="2"/>
-        </w:numPr>
-        <w:spacing w:after="40" w:before="40" w:line="280"/>
-      </w:pPr>
-      <w:r>
-        <w:rPr>
-          <w:rFonts w:ascii="Arial" w:cs="Arial" w:eastAsia="Arial" w:hAnsi="Arial"/>
-          <w:color w:val="1A1A1A"/>
-          <w:sz w:val="22"/>
-          <w:szCs w:val="22"/>
-        </w:rPr>
-        <w:t xml:space="preserve">Phase 1 delivery: June 15, 2026 (subject to timely access to the existing prototype, branding assets, and product data).</w:t>
-      </w:r>
-    </w:p>
-    <w:p>
-      <w:pPr>
-        <w:pStyle w:val="ListParagraph"/>
-        <w:numPr>
-          <w:ilvl w:val="0"/>
-          <w:numId w:val="2"/>
-        </w:numPr>
-        <w:spacing w:after="40" w:before="40" w:line="280"/>
-      </w:pPr>
-      <w:r>
-        <w:rPr>
-          <w:rFonts w:ascii="Arial" w:cs="Arial" w:eastAsia="Arial" w:hAnsi="Arial"/>
-          <w:color w:val="1A1A1A"/>
-          <w:sz w:val="22"/>
-          <w:szCs w:val="22"/>
-        </w:rPr>
-        <w:t xml:space="preserve">Phase 2 kickoff: immediately following Phase 1 acceptance.</w:t>
-      </w:r>
-    </w:p>
-    <w:p>
-      <w:pPr>
-        <w:pStyle w:val="ListParagraph"/>
-        <w:numPr>
-          <w:ilvl w:val="0"/>
-          <w:numId w:val="2"/>
-        </w:numPr>
-        <w:spacing w:after="40" w:before="40" w:line="280"/>
-      </w:pPr>
-      <w:r>
-        <w:rPr>
-          <w:rFonts w:ascii="Arial" w:cs="Arial" w:eastAsia="Arial" w:hAnsi="Arial"/>
-          <w:color w:val="1A1A1A"/>
-          <w:sz w:val="22"/>
-          <w:szCs w:val="22"/>
-        </w:rPr>
-        <w:t xml:space="preserve">Phase 2 delivery: June 30, 2026.</w:t>
+        <w:t xml:space="preserve">Signed proposal returned to CARES Consulting by June 15, 2026.</w:t>
+      </w:r>
+    </w:p>
+    <w:p>
+      <w:pPr>
+        <w:pStyle w:val="ListParagraph"/>
+        <w:numPr>
+          <w:ilvl w:val="0"/>
+          <w:numId w:val="2"/>
+        </w:numPr>
+        <w:spacing w:after="40" w:before="40" w:line="280"/>
+      </w:pPr>
+      <w:r>
+        <w:rPr>
+          <w:rFonts w:ascii="Arial" w:cs="Arial" w:eastAsia="Arial" w:hAnsi="Arial"/>
+          <w:color w:val="1A1A1A"/>
+          <w:sz w:val="22"/>
+          <w:szCs w:val="22"/>
+        </w:rPr>
+        <w:t xml:space="preserve">Phase 1 kickoff: July 15, 2026, upon receipt of signed proposal and $4,000 initial payment.</w:t>
+      </w:r>
+    </w:p>
+    <w:p>
+      <w:pPr>
+        <w:pStyle w:val="ListParagraph"/>
+        <w:numPr>
+          <w:ilvl w:val="0"/>
+          <w:numId w:val="2"/>
+        </w:numPr>
+        <w:spacing w:after="40" w:before="40" w:line="280"/>
+      </w:pPr>
+      <w:r>
+        <w:rPr>
+          <w:rFonts w:ascii="Arial" w:cs="Arial" w:eastAsia="Arial" w:hAnsi="Arial"/>
+          <w:color w:val="1A1A1A"/>
+          <w:sz w:val="22"/>
+          <w:szCs w:val="22"/>
+        </w:rPr>
+        <w:t xml:space="preserve">Phase 1 delivery: July 31, 2026 (subject to timely access to the existing prototype, branding assets, and product data).</w:t>
+      </w:r>
+    </w:p>
+    <w:p>
+      <w:pPr>
+        <w:pStyle w:val="ListParagraph"/>
+        <w:numPr>
+          <w:ilvl w:val="0"/>
+          <w:numId w:val="2"/>
+        </w:numPr>
+        <w:spacing w:after="40" w:before="40" w:line="280"/>
+      </w:pPr>
+      <w:r>
+        <w:rPr>
+          <w:rFonts w:ascii="Arial" w:cs="Arial" w:eastAsia="Arial" w:hAnsi="Arial"/>
+          <w:color w:val="1A1A1A"/>
+          <w:sz w:val="22"/>
+          <w:szCs w:val="22"/>
+        </w:rPr>
+        <w:t xml:space="preserve">Phase 2 kickoff: during the last week of July 2026, running concurrent with Phase 1 wrap-up.</w:t>
+      </w:r>
+    </w:p>
+    <w:p>
+      <w:pPr>
+        <w:pStyle w:val="ListParagraph"/>
+        <w:numPr>
+          <w:ilvl w:val="0"/>
+          <w:numId w:val="2"/>
+        </w:numPr>
+        <w:spacing w:after="40" w:before="40" w:line="280"/>
+      </w:pPr>
+      <w:r>
+        <w:rPr>
+          <w:rFonts w:ascii="Arial" w:cs="Arial" w:eastAsia="Arial" w:hAnsi="Arial"/>
+          <w:color w:val="1A1A1A"/>
+          <w:sz w:val="22"/>
+          <w:szCs w:val="22"/>
+        </w:rPr>
+        <w:t xml:space="preserve">Phase 2 delivery: July 31, 2026 (end of the last week of July).</w:t>
       </w:r>
     </w:p>
     <w:p>

--- a/proposal-archive/Website_Ecommerce_Proposal_Minuteman.docx
+++ b/proposal-archive/Website_Ecommerce_Proposal_Minuteman.docx
@@ -189,7 +189,7 @@
           <w:sz w:val="22"/>
           <w:szCs w:val="22"/>
         </w:rPr>
-        <w:t xml:space="preserve">Date: May 19, 2026</w:t>
+        <w:t xml:space="preserve">Date: July 7, 2026</w:t>
       </w:r>
     </w:p>
     <w:p>
@@ -208,7 +208,7 @@
           <w:sz w:val="22"/>
           <w:szCs w:val="22"/>
         </w:rPr>
-        <w:t xml:space="preserve">Valid through: June 15, 2026</w:t>
+        <w:t xml:space="preserve">Valid through: July 15, 2026</w:t>
       </w:r>
     </w:p>
     <w:p>
@@ -2608,7 +2608,7 @@
           <w:sz w:val="22"/>
           <w:szCs w:val="22"/>
         </w:rPr>
-        <w:t xml:space="preserve">Signed proposal returned to CARES Consulting by June 15, 2026.</w:t>
+        <w:t xml:space="preserve">Signed proposal returned to CARES Consulting by July 15, 2026.</w:t>
       </w:r>
     </w:p>
     <w:p>
